--- a/public/gallery/examples/customer-success-manager/zh-hant-tw/resume.docx
+++ b/public/gallery/examples/customer-success-manager/zh-hant-tw/resume.docx
@@ -66,7 +66,7 @@
         </w:rPr>
         <w:t xml:space="preserve">📧 </w:t>
       </w:r>
-      <w:hyperlink w:history="1" r:id="rIdff69a1fh2ao_8k6kt5qrr">
+      <w:hyperlink w:history="1" r:id="rIdgw2vikpzsar8q_-3x9zjd">
         <w:r>
           <w:rPr>
             <w:sz w:val="18"/>
@@ -89,7 +89,7 @@
         </w:rPr>
         <w:t xml:space="preserve">🔗 </w:t>
       </w:r>
-      <w:hyperlink w:history="1" r:id="rIdirsy7dfolvqdqoxovmpgt">
+      <w:hyperlink w:history="1" r:id="rIdqln2bqkrbq5rwbc8mx0qc">
         <w:r>
           <w:rPr>
             <w:sz w:val="18"/>
@@ -124,7 +124,7 @@
         <w:spacing w:after="200" w:line="276"/>
         <w:jc w:val="center"/>
       </w:pPr>
-      <w:hyperlink w:history="1" r:id="rIddmo2hrleqn9wsg-pmmyv7">
+      <w:hyperlink w:history="1" r:id="rIdov-yytdsyzavtt2fevl28">
         <w:r>
           <w:rPr>
             <w:sz w:val="18"/>
@@ -140,7 +140,7 @@
         </w:rPr>
         <w:t xml:space="preserve"> • </w:t>
       </w:r>
-      <w:hyperlink w:history="1" r:id="rIdnno3geqce9q4tnbbe8zvb">
+      <w:hyperlink w:history="1" r:id="rId7f8-gow32srciomstrrd7">
         <w:r>
           <w:rPr>
             <w:sz w:val="18"/>
@@ -156,7 +156,7 @@
         </w:rPr>
         <w:t xml:space="preserve"> • </w:t>
       </w:r>
-      <w:hyperlink w:history="1" r:id="rIdk1i6lujheyiokhxgf3pgw">
+      <w:hyperlink w:history="1" r:id="rIdv8kcuyn_taudt1sorqx3j">
         <w:r>
           <w:rPr>
             <w:sz w:val="18"/>
@@ -334,7 +334,7 @@
         </w:rPr>
         <w:t xml:space="preserve">	</w:t>
       </w:r>
-      <w:hyperlink w:history="1" r:id="rIdbhvrn41ita1mqgtodohms">
+      <w:hyperlink w:history="1" r:id="rId7bnbwmdradmzy_jmyf0z5">
         <w:r>
           <w:rPr>
             <w:sz w:val="18"/>
@@ -497,7 +497,7 @@
         </w:rPr>
         <w:t xml:space="preserve">	</w:t>
       </w:r>
-      <w:hyperlink w:history="1" r:id="rIdwyic5tiokyh8sasxqqnho">
+      <w:hyperlink w:history="1" r:id="rIdkcsoxcdhfdqn9jro6xe_p">
         <w:r>
           <w:rPr>
             <w:sz w:val="18"/>
@@ -679,7 +679,7 @@
         </w:rPr>
         <w:t xml:space="preserve">	</w:t>
       </w:r>
-      <w:hyperlink w:history="1" r:id="rIdl43suhpq7a_7owimbmtzi">
+      <w:hyperlink w:history="1" r:id="rIdx3gvsdpnecbrgrxqzfxcg">
         <w:r>
           <w:rPr>
             <w:sz w:val="18"/>
@@ -1185,7 +1185,7 @@
         </w:rPr>
         <w:t xml:space="preserve">	</w:t>
       </w:r>
-      <w:hyperlink w:history="1" r:id="rIdj4pukruysdkvq2mog3gx3">
+      <w:hyperlink w:history="1" r:id="rIdyvvjw3aserfvayvpgjezg">
         <w:r>
           <w:rPr>
             <w:sz w:val="18"/>
@@ -1251,7 +1251,7 @@
         </w:rPr>
         <w:t xml:space="preserve">	</w:t>
       </w:r>
-      <w:hyperlink w:history="1" r:id="rIdsanqwklo47mdb0qqcp1zv">
+      <w:hyperlink w:history="1" r:id="rIduyxu5l3pcsfmiurz8fehp">
         <w:r>
           <w:rPr>
             <w:sz w:val="18"/>
@@ -1317,7 +1317,7 @@
         </w:rPr>
         <w:t xml:space="preserve">	</w:t>
       </w:r>
-      <w:hyperlink w:history="1" r:id="rId978iu_6l-m0kktwsoyzq7">
+      <w:hyperlink w:history="1" r:id="rIdz4u4lp7eeim-vzolm1_xf">
         <w:r>
           <w:rPr>
             <w:sz w:val="18"/>
@@ -1402,7 +1402,7 @@
         </w:rPr>
         <w:t xml:space="preserve">	</w:t>
       </w:r>
-      <w:hyperlink w:history="1" r:id="rId3npxj9ecy5zyplh8znwiz">
+      <w:hyperlink w:history="1" r:id="rIdtntwrotkgcmt6mkmnb_0q">
         <w:r>
           <w:rPr>
             <w:sz w:val="18"/>
@@ -1639,7 +1639,7 @@
         </w:rPr>
         <w:t xml:space="preserve">	</w:t>
       </w:r>
-      <w:hyperlink w:history="1" r:id="rIdrk4nglx4pl-5znqp7ihzk">
+      <w:hyperlink w:history="1" r:id="rId8rxx-ty7dcqxzg9ldc05e">
         <w:r>
           <w:rPr>
             <w:sz w:val="18"/>
@@ -1783,7 +1783,7 @@
         </w:rPr>
         <w:t xml:space="preserve">	</w:t>
       </w:r>
-      <w:hyperlink w:history="1" r:id="rIdjxwgnsw7zierc5eiirbxi">
+      <w:hyperlink w:history="1" r:id="rIdgd6m45uxsgnxelat936kv">
         <w:r>
           <w:rPr>
             <w:sz w:val="18"/>
@@ -2028,7 +2028,7 @@
         </w:rPr>
         <w:t xml:space="preserve">	</w:t>
       </w:r>
-      <w:hyperlink w:history="1" r:id="rIdzrdopk80zmxvrduupaykk">
+      <w:hyperlink w:history="1" r:id="rId7vs0uroapa8m1xp4c6tzx">
         <w:r>
           <w:rPr>
             <w:sz w:val="18"/>
